--- a/instrumentos/2026-06-11_Instrumento_Diagnostico_EJEMPLO_LLENADO_v01.docx
+++ b/instrumentos/2026-06-11_Instrumento_Diagnostico_EJEMPLO_LLENADO_v01.docx
@@ -20,7 +20,7 @@
           <w:color w:val="33404F"/>
           <w:sz w:val="19"/>
         </w:rPr>
-        <w:t>Este documento muestra cómo se marca una casilla, cómo se anota la justificación y cómo se calcula el nivel de un instrumento. Las respuestas son ilustrativas y están escolhidas a propósito con valores variados para que se observe cómo el instrumento distingue entre niveles. No proceden de respondentes reales y no deben leerse como resultado de la investigación.</w:t>
+        <w:t>Este documento muestra cómo se marca una casilla, cómo se anota la justificación y cómo se calcula el nivel de un instrumento. Las respuestas son ilustrativas y están escogidas a propósito con valores variados para que se observe cómo el instrumento distingue entre niveles. No proceden de respondentes reales y no deben leerse como resultado de la investigación.</w:t>
       </w:r>
     </w:p>
     <w:p>
